--- a/document/docs/Database Documentation.docx
+++ b/document/docs/Database Documentation.docx
@@ -134,7 +134,7 @@
           <w:bCs w:val="0"/>
           <w:color w:val="auto"/>
         </w:rPr>
-        <w:t>Hiện tại, MINCLASS có 20 bảng nghiệp vụ phục vụ các chức năng như quản lý môn học, lớp học phần, bài học, buổi học, điểm danh, phản hồi và quiz. Trong đó, bảng rooms là tên được giữ lại từ phiên bản MVP ban đầu. Ở phiên bản hiện tại, bảng này được sử dụng để lưu thông tin về Lesson Session (buổi học).</w:t>
+        <w:t>Hiện tại, MINCLASS có 21 bảng nghiệp vụ trong schema public. Bảng rooms đại diện cho Chapter Session; bảng session_lessons liên kết nhiều Lesson vào cùng buổi học và lưu tiến độ Section riêng. Ảnh Markdown được quản lý trong Supabase Storage bucket lesson-images.</w:t>
       </w:r>
     </w:p>
     <w:p>
@@ -1649,7 +1649,7 @@
           <w:color w:val="auto"/>
           <w:sz w:val="26"/>
         </w:rPr>
-        <w:t>Mỗi Chapter là một phần trong Lesson Plan của Subject.</w:t>
+        <w:t>Chapter có thể là bản mẫu thuộc Subject hoặc bản sao độc lập thuộc Course Section. template_chapter_id giữ liên kết nguồn để đồng bộ có chọn lọc; preview_enabled cho phép Student thuộc roster xem trước ở chế độ chỉ đọc.</w:t>
       </w:r>
     </w:p>
     <w:tbl>
@@ -4124,7 +4124,7 @@
           <w:color w:val="auto"/>
           <w:sz w:val="26"/>
         </w:rPr>
-        <w:t>Bảng lưu Persistent Lesson hoặc Lesson thuộc luồng legacy Room.</w:t>
+        <w:t>Bảng lưu Lesson mẫu của Subject, Lesson độc lập của Course Section hoặc Lesson thuộc luồng legacy Room. template_lesson_id liên kết bản sao của lớp với Lesson mẫu cho đến khi nội dung được tùy chỉnh riêng.</w:t>
       </w:r>
     </w:p>
     <w:tbl>
@@ -6612,7 +6612,7 @@
           <w:color w:val="auto"/>
           <w:sz w:val="26"/>
         </w:rPr>
-        <w:t>Lưu Lesson Session khi đang chạy. Tên bảng rooms được giữ lại để tái sử dụng live Room core cũ.</w:t>
+        <w:t>Lưu Chapter Session khi đang chạy. rooms.course_section_id và rooms.chapter_id xác định buổi học; session_lessons chứa toàn bộ Lesson trong Chapter. Các cột Lesson/Room cũ được giữ để tương thích dữ liệu legacy.</w:t>
       </w:r>
     </w:p>
     <w:tbl>
@@ -8101,7 +8101,7 @@
           <w:color w:val="auto"/>
           <w:sz w:val="26"/>
         </w:rPr>
-        <w:t>Partial unique index bảo đảm mỗi Lesson chỉ có một Session ACTIVE.</w:t>
+        <w:t>Partial unique index rooms_one_active_chapter_session_per_course_idx bảo đảm mỗi Course Section chỉ có một Chapter Session ACTIVE; các lớp học phần khác có thể LIVE đồng thời.</w:t>
       </w:r>
     </w:p>
     <w:p>
@@ -8121,7 +8121,7 @@
           <w:color w:val="auto"/>
           <w:sz w:val="26"/>
         </w:rPr>
-        <w:t>Trigger và advisory lock bảo đảm mỗi Course Section chỉ có một Lesson LIVE.</w:t>
+        <w:t>Advisory lock bảo vệ thao tác Start Chapter và snapshot roster khỏi race condition.</w:t>
       </w:r>
     </w:p>
     <w:p>
@@ -9694,7 +9694,7 @@
           <w:color w:val="auto"/>
           <w:sz w:val="26"/>
         </w:rPr>
-        <w:t>Unique (room_id, mssv).</w:t>
+        <w:t>Unique (room_id, mssv) giữ một Participant canonical cho mỗi Student trong Session.</w:t>
       </w:r>
     </w:p>
     <w:p>
@@ -9714,7 +9714,7 @@
           <w:color w:val="auto"/>
           <w:sz w:val="26"/>
         </w:rPr>
-        <w:t>Unique (room_id, user_id).</w:t>
+        <w:t>Nhiều anonymous browser có thể dùng cùng MSSV; các phiên bổ sung được ánh xạ qua lesson_session_access_grants thay vì tạo Participant trùng.</w:t>
       </w:r>
     </w:p>
     <w:p>
@@ -9754,7 +9754,7 @@
           <w:color w:val="auto"/>
           <w:sz w:val="26"/>
         </w:rPr>
-        <w:t>Join RPC chỉ tạo Participant khi MSSV tồn tại trong attendance snapshot của Session.</w:t>
+        <w:t>join_live_chapter_session chỉ cho MSSV trong attendance snapshot, tạo hoặc dùng lại Participant canonical và ghi access grant cho browser hiện tại.</w:t>
       </w:r>
     </w:p>
     <w:p>
@@ -10539,7 +10539,7 @@
           <w:color w:val="auto"/>
           <w:sz w:val="26"/>
         </w:rPr>
-        <w:t>Unique (room_id, user_id).</w:t>
+        <w:t>Nhiều anonymous browser có thể dùng cùng MSSV; các phiên bổ sung được ánh xạ qua lesson_session_access_grants thay vì tạo Participant trùng.</w:t>
       </w:r>
     </w:p>
     <w:p>
@@ -18807,7 +18807,7 @@
           <w:color w:val="auto"/>
           <w:sz w:val="26"/>
         </w:rPr>
-        <w:t>Xóa Session (rooms) sẽ cascade attendance, participant, access grant và feedback event.</w:t>
+        <w:t>Xóa Session (rooms) sẽ cascade session_lessons, attendance, participant, access grant và feedback event.</w:t>
       </w:r>
     </w:p>
     <w:p>
